--- a/002-maze-madness/worksheets/week6-beginner.docx
+++ b/002-maze-madness/worksheets/week6-beginner.docx
@@ -13,7 +13,7 @@
           <w:b/>
           <w:sz w:val="40"/>
         </w:rPr>
-        <w:t>🕹️ M002 Week 6 — English Worksheet (Beginner)</w:t>
+        <w:t>🔴 M002 Week 6 — Redstone &amp; Levers</w:t>
       </w:r>
     </w:p>
     <w:p>
@@ -28,7 +28,7 @@
         <w:t>Topic:</w:t>
       </w:r>
       <w:r>
-        <w:t xml:space="preserve"> Redstone Levers and Mazes · </w:t>
+        <w:t xml:space="preserve"> Redstone Levers · </w:t>
       </w:r>
       <w:r>
         <w:rPr>
@@ -55,7 +55,7 @@
         <w:t>Time:</w:t>
       </w:r>
       <w:r>
-        <w:t xml:space="preserve"> about 30 minutes</w:t>
+        <w:t xml:space="preserve"> about 25 minutes</w:t>
       </w:r>
     </w:p>
     <w:p>
@@ -64,7 +64,7 @@
         <w:keepLines/>
       </w:pPr>
       <w:r>
-        <w:t xml:space="preserve">This week the maze has a </w:t>
+        <w:t xml:space="preserve">The maze has a </w:t>
       </w:r>
       <w:r>
         <w:rPr>
@@ -73,27 +73,7 @@
         <w:t>lever</w:t>
       </w:r>
       <w:r>
-        <w:t xml:space="preserve">. Your agent </w:t>
-      </w:r>
-      <w:r>
-        <w:rPr>
-          <w:b/>
-        </w:rPr>
-        <w:t>flips the lever</w:t>
-      </w:r>
-      <w:r>
-        <w:t xml:space="preserve"> (</w:t>
-      </w:r>
-      <w:r>
-        <w:rPr>
-          <w:rFonts w:ascii="Consolas" w:hAnsi="Consolas" w:cs="Consolas"/>
-          <w:sz w:val="21"/>
-          <w:shd w:val="clear" w:fill="EEEEEE"/>
-        </w:rPr>
-        <w:t>interact</w:t>
-      </w:r>
-      <w:r>
-        <w:t>) to open a closed redstone door, then walks through.</w:t>
+        <w:t>. The agent flips it. The door opens.</w:t>
       </w:r>
     </w:p>
     <w:p>
@@ -110,15 +90,6 @@
           <w:sz w:val="30"/>
         </w:rPr>
         <w:t>1 · Predict 🔮</w:t>
-      </w:r>
-    </w:p>
-    <w:p>
-      <w:pPr>
-        <w:keepNext/>
-        <w:keepLines/>
-      </w:pPr>
-      <w:r>
-        <w:t>Read the steps. Before you imagine the agent doing it, circle or write your answer.</w:t>
       </w:r>
     </w:p>
     <w:p>
@@ -150,10 +121,10 @@
         <w:rPr>
           <w:b/>
         </w:rPr>
-        <w:t>The agent walks up to a lever and flips it. What happens to the door? Circle one:</w:t>
+        <w:t>Agent flips the lever. The door does what? Circle one:</w:t>
       </w:r>
       <w:r>
-        <w:t xml:space="preserve"> it opens · it closes · nothing</w:t>
+        <w:t xml:space="preserve"> opens · closes · nothing</w:t>
       </w:r>
     </w:p>
     <w:p>
@@ -220,22 +191,10 @@
         <w:rPr>
           <w:b/>
         </w:rPr>
-        <w:t>There is no lever in front of the agent. What happens? Circle one:</w:t>
+        <w:t>No lever here. What happens? Circle one:</w:t>
       </w:r>
       <w:r>
-        <w:t xml:space="preserve"> the door opens anyway · nothing happens</w:t>
-      </w:r>
-    </w:p>
-    <w:p>
-      <w:pPr>
-        <w:keepNext/>
-        <w:keepLines/>
-      </w:pPr>
-      <w:r>
-        <w:rPr>
-          <w:b/>
-        </w:rPr>
-        <w:t>Why?</w:t>
+        <w:t xml:space="preserve"> door opens · nothing</w:t>
       </w:r>
     </w:p>
     <w:p>
@@ -299,31 +258,13 @@
         <w:keepLines/>
       </w:pPr>
       <w:r>
-        <w:t>Each pair shows clean steps first, then a broken version of the same idea. Circle what's different and write one short sentence about the bug.</w:t>
-      </w:r>
-    </w:p>
-    <w:p>
-      <w:pPr>
-        <w:keepNext/>
-        <w:keepLines/>
-      </w:pPr>
-      <w:r>
         <w:rPr>
           <w:b/>
         </w:rPr>
         <w:t>Pair A</w:t>
       </w:r>
       <w:r>
-        <w:t xml:space="preserve"> — The agent should flip the lever </w:t>
-      </w:r>
-      <w:r>
-        <w:rPr>
-          <w:b/>
-        </w:rPr>
-        <w:t>first</w:t>
-      </w:r>
-      <w:r>
-        <w:t>, then walk through the open door.</w:t>
+        <w:t xml:space="preserve"> — Flip the lever first. Then walk.</w:t>
       </w:r>
     </w:p>
     <w:p>
@@ -344,8 +285,6 @@
         <w:t>move forward</w:t>
         <w:br/>
         <w:t>interact ahead</w:t>
-        <w:br/>
-        <w:t>move forward</w:t>
         <w:br/>
         <w:t>move forward</w:t>
       </w:r>
@@ -369,8 +308,6 @@
         <w:br/>
         <w:t>move forward</w:t>
         <w:br/>
-        <w:t>move forward</w:t>
-        <w:br/>
         <w:t>interact ahead</w:t>
       </w:r>
     </w:p>
@@ -383,7 +320,7 @@
         <w:rPr>
           <w:b/>
         </w:rPr>
-        <w:t>What is wrong? What does the buggy agent walk into?</w:t>
+        <w:t>What does the buggy agent hit?</w:t>
       </w:r>
     </w:p>
     <w:p>
@@ -437,16 +374,7 @@
         <w:t>Pair B</w:t>
       </w:r>
       <w:r>
-        <w:t xml:space="preserve"> — The agent should walk </w:t>
-      </w:r>
-      <w:r>
-        <w:rPr>
-          <w:b/>
-        </w:rPr>
-        <w:t>up to</w:t>
-      </w:r>
-      <w:r>
-        <w:t xml:space="preserve"> the lever, then flip it once.</w:t>
+        <w:t xml:space="preserve"> — Walk up to the lever. Flip once.</w:t>
       </w:r>
     </w:p>
     <w:p>
@@ -502,7 +430,7 @@
         <w:rPr>
           <w:b/>
         </w:rPr>
-        <w:t>What is wrong? How many times does the buggy agent interact?</w:t>
+        <w:t>How many times does the buggy agent flip?</w:t>
       </w:r>
     </w:p>
     <w:p>
@@ -566,7 +494,7 @@
         <w:keepLines/>
       </w:pPr>
       <w:r>
-        <w:t>The agent stands right in front of the lever. It must flip it, then walk through the door. One line is missing. Fill it in using the word bank.</w:t>
+        <w:t>The agent is in front of the lever. One line is missing.</w:t>
       </w:r>
     </w:p>
     <w:p>
@@ -620,17 +548,6 @@
           <w:sz w:val="21"/>
           <w:shd w:val="clear" w:fill="EEEEEE"/>
         </w:rPr>
-        <w:t>place block down</w:t>
-      </w:r>
-      <w:r>
-        <w:t xml:space="preserve"> · </w:t>
-      </w:r>
-      <w:r>
-        <w:rPr>
-          <w:rFonts w:ascii="Consolas" w:hAnsi="Consolas" w:cs="Consolas"/>
-          <w:sz w:val="21"/>
-          <w:shd w:val="clear" w:fill="EEEEEE"/>
-        </w:rPr>
         <w:t>turn right</w:t>
       </w:r>
     </w:p>
@@ -643,7 +560,7 @@
         <w:rPr>
           <w:b/>
         </w:rPr>
-        <w:t>Write the missing line:</w:t>
+        <w:t>Write the line:</w:t>
       </w:r>
     </w:p>
     <w:p>
@@ -698,7 +615,7 @@
           <w:color w:val="1A4D2E"/>
           <w:sz w:val="30"/>
         </w:rPr>
-        <w:t>4 · Tell Me What You Built 📸</w:t>
+        <w:t>4 · Finish the Maze 📸</w:t>
       </w:r>
     </w:p>
     <w:p>
@@ -707,36 +624,7 @@
         <w:keepLines/>
       </w:pPr>
       <w:r>
-        <w:t xml:space="preserve">Now switch to your homework world. The maze has a </w:t>
-      </w:r>
-      <w:r>
-        <w:rPr>
-          <w:b/>
-        </w:rPr>
-        <w:t>lever</w:t>
-      </w:r>
-      <w:r>
-        <w:t xml:space="preserve"> that opens a </w:t>
-      </w:r>
-      <w:r>
-        <w:rPr>
-          <w:b/>
-        </w:rPr>
-        <w:t>closed door</w:t>
-      </w:r>
-      <w:r>
-        <w:t xml:space="preserve">. Walk the agent to the lever, flip it with </w:t>
-      </w:r>
-      <w:r>
-        <w:rPr>
-          <w:rFonts w:ascii="Consolas" w:hAnsi="Consolas" w:cs="Consolas"/>
-          <w:sz w:val="21"/>
-          <w:shd w:val="clear" w:fill="EEEEEE"/>
-        </w:rPr>
-        <w:t>interact</w:t>
-      </w:r>
-      <w:r>
-        <w:t>, and go through the door to the goal. When you finish, come back here.</w:t>
+        <w:t>Open your homework world. Walk the agent to the lever. Flip it. Go through the door to the goal.</w:t>
       </w:r>
     </w:p>
     <w:p>
@@ -745,7 +633,7 @@
         <w:keepLines/>
       </w:pPr>
       <w:r>
-        <w:t>Send a photo or video of the agent reaching the end, then explain what you did. Use these sentence starters — write 2 or 3 sentences.</w:t>
+        <w:t>Send a photo or video of the agent at the end. Then write 2 sentences.</w:t>
       </w:r>
     </w:p>
     <w:p>
@@ -792,248 +680,7 @@
           <w:i/>
           <w:color w:val="444444"/>
         </w:rPr>
-        <w:t>Once the door opened, the agent …</w:t>
-      </w:r>
-    </w:p>
-    <w:p>
-      <w:pPr>
-        <w:keepNext/>
-        <w:keepLines/>
-        <w:spacing w:after="60"/>
-        <w:ind w:left="504"/>
-      </w:pPr>
-      <w:r>
-        <w:rPr>
-          <w:i/>
-          <w:color w:val="444444"/>
-        </w:rPr>
-        <w:t>The hardest part was …</w:t>
-      </w:r>
-    </w:p>
-    <w:p>
-      <w:pPr>
-        <w:spacing w:after="0" w:before="0" w:line="520" w:lineRule="exact"/>
-        <w:keepNext/>
-        <w:keepLines/>
-        <w:pBdr>
-          <w:bottom w:val="single" w:sz="6" w:space="1" w:color="C9C9C9"/>
-        </w:pBdr>
-      </w:pPr>
-      <w:r>
-        <w:t xml:space="preserve"> </w:t>
-      </w:r>
-    </w:p>
-    <w:p>
-      <w:pPr>
-        <w:spacing w:after="0" w:before="0" w:line="520" w:lineRule="exact"/>
-        <w:keepNext/>
-        <w:keepLines/>
-        <w:pBdr>
-          <w:bottom w:val="single" w:sz="6" w:space="1" w:color="C9C9C9"/>
-        </w:pBdr>
-      </w:pPr>
-      <w:r>
-        <w:t xml:space="preserve"> </w:t>
-      </w:r>
-    </w:p>
-    <w:p>
-      <w:pPr>
-        <w:spacing w:after="0" w:before="0" w:line="520" w:lineRule="exact"/>
-        <w:keepNext/>
-        <w:keepLines/>
-        <w:pBdr>
-          <w:bottom w:val="single" w:sz="6" w:space="1" w:color="C9C9C9"/>
-        </w:pBdr>
-      </w:pPr>
-      <w:r>
-        <w:t xml:space="preserve"> </w:t>
-      </w:r>
-    </w:p>
-    <w:p>
-      <w:pPr>
-        <w:spacing w:after="0" w:before="0" w:line="520" w:lineRule="exact"/>
-        <w:keepNext/>
-        <w:keepLines/>
-        <w:pBdr>
-          <w:bottom w:val="single" w:sz="6" w:space="1" w:color="C9C9C9"/>
-        </w:pBdr>
-      </w:pPr>
-      <w:r>
-        <w:t xml:space="preserve"> </w:t>
-      </w:r>
-    </w:p>
-    <w:p>
-      <w:pPr>
-        <w:spacing w:after="0" w:before="0" w:line="520" w:lineRule="exact"/>
-        <w:keepNext/>
-        <w:keepLines/>
-        <w:pBdr>
-          <w:bottom w:val="single" w:sz="6" w:space="1" w:color="C9C9C9"/>
-        </w:pBdr>
-      </w:pPr>
-      <w:r>
-        <w:t xml:space="preserve"> </w:t>
-      </w:r>
-    </w:p>
-    <w:p>
-      <w:pPr>
-        <w:spacing w:after="0" w:before="0" w:line="520" w:lineRule="exact"/>
-        <w:keepNext/>
-        <w:keepLines/>
-        <w:pBdr>
-          <w:bottom w:val="single" w:sz="6" w:space="1" w:color="C9C9C9"/>
-        </w:pBdr>
-      </w:pPr>
-      <w:r>
-        <w:t xml:space="preserve"> </w:t>
-      </w:r>
-    </w:p>
-    <w:p>
-      <w:pPr>
-        <w:spacing w:after="0" w:before="0" w:line="520" w:lineRule="exact"/>
-        <w:keepNext/>
-        <w:keepLines/>
-        <w:pBdr>
-          <w:bottom w:val="single" w:sz="6" w:space="1" w:color="C9C9C9"/>
-        </w:pBdr>
-      </w:pPr>
-      <w:r>
-        <w:t xml:space="preserve"> </w:t>
-      </w:r>
-    </w:p>
-    <w:p>
-      <w:pPr>
-        <w:spacing w:after="0" w:before="0" w:line="520" w:lineRule="exact"/>
-        <w:keepNext/>
-        <w:keepLines/>
-        <w:pBdr>
-          <w:bottom w:val="single" w:sz="6" w:space="1" w:color="C9C9C9"/>
-        </w:pBdr>
-      </w:pPr>
-      <w:r>
-        <w:t xml:space="preserve"> </w:t>
-      </w:r>
-    </w:p>
-    <w:p>
-      <w:pPr>
-        <w:spacing w:after="0" w:before="0" w:line="520" w:lineRule="exact"/>
-        <w:keepNext w:val="0"/>
-        <w:keepLines/>
-        <w:pBdr>
-          <w:bottom w:val="single" w:sz="6" w:space="1" w:color="C9C9C9"/>
-        </w:pBdr>
-      </w:pPr>
-      <w:r>
-        <w:t xml:space="preserve"> </w:t>
-      </w:r>
-    </w:p>
-    <w:p>
-      <w:pPr>
-        <w:keepNext/>
-        <w:keepLines/>
-        <w:pageBreakBefore/>
-        <w:spacing w:before="40" w:after="120"/>
-      </w:pPr>
-      <w:r>
-        <w:rPr>
-          <w:b/>
-          <w:color w:val="1A4D2E"/>
-          <w:sz w:val="30"/>
-        </w:rPr>
-        <w:t>5 · Record Your Walkthrough 🎥</w:t>
-      </w:r>
-    </w:p>
-    <w:p>
-      <w:pPr>
-        <w:keepNext/>
-        <w:keepLines/>
-      </w:pPr>
-      <w:r>
-        <w:t xml:space="preserve">Take a video on your phone (or a parent's phone) while the agent runs the maze. Talk like you are teaching a friend. Try to use these words: </w:t>
-      </w:r>
-      <w:r>
-        <w:rPr>
-          <w:b/>
-        </w:rPr>
-        <w:t>lever</w:t>
-      </w:r>
-      <w:r>
-        <w:t xml:space="preserve">, </w:t>
-      </w:r>
-      <w:r>
-        <w:rPr>
-          <w:b/>
-        </w:rPr>
-        <w:t>interact</w:t>
-      </w:r>
-      <w:r>
-        <w:t xml:space="preserve">, </w:t>
-      </w:r>
-      <w:r>
-        <w:rPr>
-          <w:b/>
-        </w:rPr>
-        <w:t>door</w:t>
-      </w:r>
-      <w:r>
-        <w:t xml:space="preserve">, </w:t>
-      </w:r>
-      <w:r>
-        <w:rPr>
-          <w:b/>
-        </w:rPr>
-        <w:t>open</w:t>
-      </w:r>
-      <w:r>
-        <w:t>.</w:t>
-      </w:r>
-    </w:p>
-    <w:p>
-      <w:pPr>
-        <w:keepNext/>
-        <w:keepLines/>
-        <w:spacing w:after="60"/>
-        <w:ind w:left="864"/>
-      </w:pPr>
-      <w:r>
-        <w:t>1.  Show the closed door and the lever.</w:t>
-      </w:r>
-    </w:p>
-    <w:p>
-      <w:pPr>
-        <w:keepNext/>
-        <w:keepLines/>
-        <w:spacing w:after="60"/>
-        <w:ind w:left="864"/>
-      </w:pPr>
-      <w:r>
-        <w:t>2.  Run your code and show the agent flipping the lever.</w:t>
-      </w:r>
-    </w:p>
-    <w:p>
-      <w:pPr>
-        <w:keepNext/>
-        <w:keepLines/>
-        <w:spacing w:after="60"/>
-        <w:ind w:left="864"/>
-      </w:pPr>
-      <w:r>
-        <w:t>3.  Say which line of your code opens the door.</w:t>
-      </w:r>
-    </w:p>
-    <w:p>
-      <w:pPr>
-        <w:keepNext/>
-        <w:keepLines/>
-      </w:pPr>
-      <w:r>
-        <w:rPr>
-          <w:b/>
-        </w:rPr>
-        <w:t>Write what you will say in your video.</w:t>
-      </w:r>
-      <w:r>
-        <w:t xml:space="preserve"> You can read from it while filming.</w:t>
+        <w:t>The door opened, so the agent …</w:t>
       </w:r>
     </w:p>
     <w:p>
